--- a/EXPORTS/DOCX/published/niveau2/Dutch/Museum.docx
+++ b/EXPORTS/DOCX/published/niveau2/Dutch/Museum.docx
@@ -784,16 +784,8 @@
           <w:i w:val="0"/>
           <w:color w:val="0000FF"/>
           <w:sz w:val="24"/>
-          <w:u w:val="single"/>
         </w:rPr>
-        <w:hyperlink r:id="rId12" w:history="1">
-          <w:r>
-            <w:rPr>
-              <w:rStyle w:val="Hyperlink"/>
-            </w:rPr>
-            <w:t>Vol</w:t>
-          </w:r>
-        </w:hyperlink>
+        <w:t>Vol</w:t>
       </w:r>
       <w:r>
         <w:rPr>
@@ -804,7 +796,7 @@
           <w:sz w:val="24"/>
           <w:u w:val="single"/>
         </w:rPr>
-        <w:hyperlink r:id="rId12" w:history="1">
+        <w:hyperlink r:id="rId11" w:history="1">
           <w:r>
             <w:rPr>
               <w:rStyle w:val="Hyperlink"/>
@@ -1475,15 +1467,9 @@
           <w:i w:val="0"/>
           <w:color w:val="0000FF"/>
           <w:sz w:val="24"/>
+          <w:u w:val="single"/>
         </w:rPr>
-        <w:hyperlink r:id="rId10" w:history="1">
-          <w:r>
-            <w:rPr>
-              <w:rStyle w:val="Hyperlink"/>
-            </w:rPr>
-            <w:t>c</w:t>
-          </w:r>
-        </w:hyperlink>
+        <w:t>c</w:t>
       </w:r>
       <w:r>
         <w:rPr>
@@ -2906,7 +2892,7 @@
           <w:sz w:val="24"/>
           <w:u w:val="single"/>
         </w:rPr>
-        <w:hyperlink r:id="rId20" w:history="1">
+        <w:hyperlink r:id="rId15" w:history="1">
           <w:r>
             <w:rPr>
               <w:rStyle w:val="Hyperlink"/>

--- a/EXPORTS/DOCX/published/niveau2/Dutch/Museum.docx
+++ b/EXPORTS/DOCX/published/niveau2/Dutch/Museum.docx
@@ -393,6 +393,7 @@
       </w:r>
       <w:r>
         <w:rPr>
+          <w:u w:val="single" w:color="0000ff"/>
           <w:rFonts w:ascii="Charis SIL Regular" w:hAnsi="Charis SIL Regular" w:eastAsia="Charis SIL Regular"/>
           <w:b w:val="0"/>
           <w:i w:val="0"/>
@@ -784,8 +785,16 @@
           <w:i w:val="0"/>
           <w:color w:val="0000FF"/>
           <w:sz w:val="24"/>
+          <w:u w:val="single"/>
         </w:rPr>
-        <w:t>Vol</w:t>
+        <w:hyperlink r:id="rId12" w:history="1">
+          <w:r>
+            <w:rPr>
+              <w:rStyle w:val="Hyperlink"/>
+            </w:rPr>
+            <w:t>Vol</w:t>
+          </w:r>
+        </w:hyperlink>
       </w:r>
       <w:r>
         <w:rPr>
@@ -796,7 +805,7 @@
           <w:sz w:val="24"/>
           <w:u w:val="single"/>
         </w:rPr>
-        <w:hyperlink r:id="rId11" w:history="1">
+        <w:hyperlink r:id="rId12" w:history="1">
           <w:r>
             <w:rPr>
               <w:rStyle w:val="Hyperlink"/>
@@ -807,96 +816,13 @@
       </w:r>
       <w:r>
         <w:rPr>
-          <w:u w:val="single" w:color="0000ff"/>
           <w:rFonts w:ascii="Charis SIL Regular" w:hAnsi="Charis SIL Regular" w:eastAsia="Charis SIL Regular"/>
           <w:b w:val="0"/>
           <w:i w:val="0"/>
           <w:color w:val="000000"/>
           <w:sz w:val="24"/>
         </w:rPr>
-        <w:t xml:space="preserve"> </w:t>
-      </w:r>
-      <w:r>
-        <w:rPr>
-          <w:u w:val="single" w:color="0000ff"/>
-          <w:rFonts w:ascii="Charis SIL Regular" w:hAnsi="Charis SIL Regular" w:eastAsia="Charis SIL Regular"/>
-          <w:b w:val="0"/>
-          <w:i w:val="0"/>
-          <w:color w:val="000000"/>
-          <w:sz w:val="24"/>
-        </w:rPr>
-        <w:hyperlink r:id="rId11" w:history="1">
-          <w:r>
-            <w:rPr>
-              <w:rStyle w:val="Hyperlink"/>
-            </w:rPr>
-            <w:t>in Rotter</w:t>
-          </w:r>
-        </w:hyperlink>
-      </w:r>
-      <w:r>
-        <w:rPr>
-          <w:rFonts w:ascii="Charis SIL Regular" w:hAnsi="Charis SIL Regular" w:eastAsia="Charis SIL Regular"/>
-          <w:b w:val="0"/>
-          <w:i w:val="0"/>
-          <w:color w:val="000000"/>
-          <w:sz w:val="24"/>
-        </w:rPr>
-        <w:t>dam. De komst van objecten afkomstig uit ge</w:t>
-      </w:r>
-      <w:r>
-        <w:rPr>
-          <w:u w:val="single" w:color="0000ff"/>
-          <w:rFonts w:ascii="Charis SIL Regular" w:hAnsi="Charis SIL Regular" w:eastAsia="Charis SIL Regular"/>
-          <w:b w:val="0"/>
-          <w:i w:val="0"/>
-          <w:color w:val="000000"/>
-          <w:sz w:val="24"/>
-        </w:rPr>
-        <w:hyperlink r:id="rId12" w:history="1">
-          <w:r>
-            <w:rPr>
-              <w:rStyle w:val="Hyperlink"/>
-            </w:rPr>
-            <w:t>kolonisee</w:t>
-          </w:r>
-        </w:hyperlink>
-      </w:r>
-      <w:r>
-        <w:rPr>
-          <w:u w:val="single" w:color="0000ff"/>
-          <w:rFonts w:ascii="Charis SIL Regular" w:hAnsi="Charis SIL Regular" w:eastAsia="Charis SIL Regular"/>
-          <w:b w:val="0"/>
-          <w:i w:val="0"/>
-          <w:color w:val="000000"/>
-          <w:sz w:val="24"/>
-        </w:rPr>
-        <w:hyperlink r:id="rId12" w:history="1">
-          <w:r>
-            <w:rPr>
-              <w:rStyle w:val="Hyperlink"/>
-            </w:rPr>
-            <w:t>rde g</w:t>
-          </w:r>
-        </w:hyperlink>
-      </w:r>
-      <w:r>
-        <w:rPr>
-          <w:u w:val="single" w:color="0000ff"/>
-          <w:rFonts w:ascii="Charis SIL Regular" w:hAnsi="Charis SIL Regular" w:eastAsia="Charis SIL Regular"/>
-          <w:b w:val="0"/>
-          <w:i w:val="0"/>
-          <w:color w:val="000000"/>
-          <w:sz w:val="24"/>
-        </w:rPr>
-        <w:hyperlink r:id="rId12" w:history="1">
-          <w:r>
-            <w:rPr>
-              <w:rStyle w:val="Hyperlink"/>
-            </w:rPr>
-            <w:t>ebiede</w:t>
-          </w:r>
-        </w:hyperlink>
+        <w:t xml:space="preserve"> in Rotterdam. De komst van objecten afkomstig uit gekoloniseerde gebiede</w:t>
       </w:r>
       <w:r>
         <w:rPr>
@@ -1467,9 +1393,15 @@
           <w:i w:val="0"/>
           <w:color w:val="0000FF"/>
           <w:sz w:val="24"/>
-          <w:u w:val="single"/>
         </w:rPr>
-        <w:t>c</w:t>
+        <w:hyperlink r:id="rId10" w:history="1">
+          <w:r>
+            <w:rPr>
+              <w:rStyle w:val="Hyperlink"/>
+            </w:rPr>
+            <w:t>c</w:t>
+          </w:r>
+        </w:hyperlink>
       </w:r>
       <w:r>
         <w:rPr>
@@ -2162,7 +2094,7 @@
           <w:sz w:val="24"/>
           <w:u w:val="single"/>
         </w:rPr>
-        <w:hyperlink r:id="rId14" w:history="1">
+        <w:hyperlink r:id="rId19" w:history="1">
           <w:r>
             <w:rPr>
               <w:rStyle w:val="Hyperlink"/>
@@ -2180,7 +2112,7 @@
           <w:sz w:val="24"/>
           <w:u w:val="single"/>
         </w:rPr>
-        <w:hyperlink r:id="rId14" w:history="1">
+        <w:hyperlink r:id="rId19" w:history="1">
           <w:r>
             <w:rPr>
               <w:rStyle w:val="Hyperlink"/>
@@ -2705,7 +2637,7 @@
           <w:sz w:val="24"/>
           <w:u w:val="single"/>
         </w:rPr>
-        <w:hyperlink r:id="rId13" w:history="1">
+        <w:hyperlink r:id="rId20" w:history="1">
           <w:r>
             <w:rPr>
               <w:rStyle w:val="Hyperlink"/>
@@ -2723,7 +2655,7 @@
           <w:sz w:val="24"/>
           <w:u w:val="single"/>
         </w:rPr>
-        <w:hyperlink r:id="rId13" w:history="1">
+        <w:hyperlink r:id="rId20" w:history="1">
           <w:r>
             <w:rPr>
               <w:rStyle w:val="Hyperlink"/>
@@ -2752,7 +2684,7 @@
           <w:sz w:val="24"/>
           <w:u w:val="single"/>
         </w:rPr>
-        <w:hyperlink r:id="rId13" w:history="1">
+        <w:hyperlink r:id="rId20" w:history="1">
           <w:r>
             <w:rPr>
               <w:rStyle w:val="Hyperlink"/>
@@ -2770,7 +2702,7 @@
           <w:sz w:val="24"/>
           <w:u w:val="single"/>
         </w:rPr>
-        <w:hyperlink r:id="rId13" w:history="1">
+        <w:hyperlink r:id="rId20" w:history="1">
           <w:r>
             <w:rPr>
               <w:rStyle w:val="Hyperlink"/>
@@ -2788,7 +2720,7 @@
           <w:sz w:val="24"/>
           <w:u w:val="single"/>
         </w:rPr>
-        <w:hyperlink r:id="rId13" w:history="1">
+        <w:hyperlink r:id="rId20" w:history="1">
           <w:r>
             <w:rPr>
               <w:rStyle w:val="Hyperlink"/>
@@ -2817,7 +2749,7 @@
           <w:sz w:val="24"/>
           <w:u w:val="single"/>
         </w:rPr>
-        <w:hyperlink r:id="rId13" w:history="1">
+        <w:hyperlink r:id="rId20" w:history="1">
           <w:r>
             <w:rPr>
               <w:rStyle w:val="Hyperlink"/>
@@ -2863,7 +2795,7 @@
           <w:sz w:val="24"/>
           <w:u w:val="single"/>
         </w:rPr>
-        <w:hyperlink r:id="rId20" w:history="1">
+        <w:hyperlink r:id="rId15" w:history="1">
           <w:r>
             <w:rPr>
               <w:rStyle w:val="Hyperlink"/>
@@ -2919,14 +2851,13 @@
           <w:i w:val="0"/>
           <w:color w:val="0000FF"/>
           <w:sz w:val="24"/>
-          <w:u w:val="single"/>
         </w:rPr>
         <w:hyperlink r:id="rId15" w:history="1">
           <w:r>
             <w:rPr>
               <w:rStyle w:val="Hyperlink"/>
             </w:rPr>
-            <w:t>m</w:t>
+            <w:t>missionarisse</w:t>
           </w:r>
         </w:hyperlink>
       </w:r>
@@ -2939,43 +2870,7 @@
           <w:sz w:val="24"/>
           <w:u w:val="single"/>
         </w:rPr>
-        <w:hyperlink r:id="rId15" w:history="1">
-          <w:r>
-            <w:rPr>
-              <w:rStyle w:val="Hyperlink"/>
-            </w:rPr>
-            <w:t>i</w:t>
-          </w:r>
-        </w:hyperlink>
-      </w:r>
-      <w:r>
-        <w:rPr>
-          <w:rFonts w:ascii="Charis SIL Regular" w:hAnsi="Charis SIL Regular" w:eastAsia="Charis SIL Regular"/>
-          <w:b w:val="0"/>
-          <w:i w:val="0"/>
-          <w:color w:val="0000FF"/>
-          <w:sz w:val="24"/>
-          <w:u w:val="single"/>
-        </w:rPr>
-        <w:hyperlink r:id="rId15" w:history="1">
-          <w:r>
-            <w:rPr>
-              <w:rStyle w:val="Hyperlink"/>
-            </w:rPr>
-            <w:t>ssionarisse</w:t>
-          </w:r>
-        </w:hyperlink>
-      </w:r>
-      <w:r>
-        <w:rPr>
-          <w:rFonts w:ascii="Charis SIL Regular" w:hAnsi="Charis SIL Regular" w:eastAsia="Charis SIL Regular"/>
-          <w:b w:val="0"/>
-          <w:i w:val="0"/>
-          <w:color w:val="0000FF"/>
-          <w:sz w:val="24"/>
-          <w:u w:val="single"/>
-        </w:rPr>
-        <w:hyperlink r:id="rId15" w:history="1">
+        <w:hyperlink r:id="rId20" w:history="1">
           <w:r>
             <w:rPr>
               <w:rStyle w:val="Hyperlink"/>
@@ -3004,7 +2899,7 @@
           <w:sz w:val="24"/>
           <w:u w:val="single"/>
         </w:rPr>
-        <w:hyperlink r:id="rId15" w:history="1">
+        <w:hyperlink r:id="rId20" w:history="1">
           <w:r>
             <w:rPr>
               <w:rStyle w:val="Hyperlink"/>
@@ -3022,7 +2917,7 @@
           <w:sz w:val="24"/>
           <w:u w:val="single"/>
         </w:rPr>
-        <w:hyperlink r:id="rId15" w:history="1">
+        <w:hyperlink r:id="rId20" w:history="1">
           <w:r>
             <w:rPr>
               <w:rStyle w:val="Hyperlink"/>
@@ -3051,7 +2946,7 @@
           <w:sz w:val="24"/>
           <w:u w:val="single"/>
         </w:rPr>
-        <w:hyperlink r:id="rId15" w:history="1">
+        <w:hyperlink r:id="rId20" w:history="1">
           <w:r>
             <w:rPr>
               <w:rStyle w:val="Hyperlink"/>
@@ -3069,7 +2964,7 @@
           <w:sz w:val="24"/>
           <w:u w:val="single"/>
         </w:rPr>
-        <w:hyperlink r:id="rId15" w:history="1">
+        <w:hyperlink r:id="rId20" w:history="1">
           <w:r>
             <w:rPr>
               <w:rStyle w:val="Hyperlink"/>
@@ -3087,7 +2982,7 @@
           <w:sz w:val="24"/>
           <w:u w:val="single"/>
         </w:rPr>
-        <w:hyperlink r:id="rId15" w:history="1">
+        <w:hyperlink r:id="rId20" w:history="1">
           <w:r>
             <w:rPr>
               <w:rStyle w:val="Hyperlink"/>
@@ -3116,7 +3011,7 @@
           <w:sz w:val="24"/>
           <w:u w:val="single"/>
         </w:rPr>
-        <w:hyperlink r:id="rId15" w:history="1">
+        <w:hyperlink r:id="rId20" w:history="1">
           <w:r>
             <w:rPr>
               <w:rStyle w:val="Hyperlink"/>

--- a/EXPORTS/DOCX/published/niveau2/Dutch/Museum.docx
+++ b/EXPORTS/DOCX/published/niveau2/Dutch/Museum.docx
@@ -805,7 +805,7 @@
           <w:sz w:val="24"/>
           <w:u w:val="single"/>
         </w:rPr>
-        <w:hyperlink r:id="rId12" w:history="1">
+        <w:hyperlink r:id="rId11" w:history="1">
           <w:r>
             <w:rPr>
               <w:rStyle w:val="Hyperlink"/>
@@ -816,13 +816,78 @@
       </w:r>
       <w:r>
         <w:rPr>
+          <w:u w:val="single" w:color="0000ff"/>
           <w:rFonts w:ascii="Charis SIL Regular" w:hAnsi="Charis SIL Regular" w:eastAsia="Charis SIL Regular"/>
           <w:b w:val="0"/>
           <w:i w:val="0"/>
           <w:color w:val="000000"/>
           <w:sz w:val="24"/>
         </w:rPr>
-        <w:t xml:space="preserve"> in Rotterdam. De komst van objecten afkomstig uit gekoloniseerde gebiede</w:t>
+        <w:t xml:space="preserve"> </w:t>
+      </w:r>
+      <w:r>
+        <w:rPr>
+          <w:u w:val="single" w:color="0000ff"/>
+          <w:rFonts w:ascii="Charis SIL Regular" w:hAnsi="Charis SIL Regular" w:eastAsia="Charis SIL Regular"/>
+          <w:b w:val="0"/>
+          <w:i w:val="0"/>
+          <w:color w:val="000000"/>
+          <w:sz w:val="24"/>
+        </w:rPr>
+        <w:hyperlink r:id="rId11" w:history="1">
+          <w:r>
+            <w:rPr>
+              <w:rStyle w:val="Hyperlink"/>
+            </w:rPr>
+            <w:t>in Rotter</w:t>
+          </w:r>
+        </w:hyperlink>
+      </w:r>
+      <w:r>
+        <w:rPr>
+          <w:rFonts w:ascii="Charis SIL Regular" w:hAnsi="Charis SIL Regular" w:eastAsia="Charis SIL Regular"/>
+          <w:b w:val="0"/>
+          <w:i w:val="0"/>
+          <w:color w:val="000000"/>
+          <w:sz w:val="24"/>
+        </w:rPr>
+        <w:t>dam. De komst van objecten afkomstig uit gekolonisee</w:t>
+      </w:r>
+      <w:r>
+        <w:rPr>
+          <w:u w:val="single" w:color="0000ff"/>
+          <w:rFonts w:ascii="Charis SIL Regular" w:hAnsi="Charis SIL Regular" w:eastAsia="Charis SIL Regular"/>
+          <w:b w:val="0"/>
+          <w:i w:val="0"/>
+          <w:color w:val="000000"/>
+          <w:sz w:val="24"/>
+        </w:rPr>
+        <w:hyperlink r:id="rId12" w:history="1">
+          <w:r>
+            <w:rPr>
+              <w:rStyle w:val="Hyperlink"/>
+            </w:rPr>
+            <w:t>rde g</w:t>
+          </w:r>
+        </w:hyperlink>
+      </w:r>
+      <w:r>
+        <w:rPr>
+          <w:u w:val="single" w:color="0000ff"/>
+          <w:rFonts w:ascii="Charis SIL Regular" w:hAnsi="Charis SIL Regular" w:eastAsia="Charis SIL Regular"/>
+          <w:b w:val="0"/>
+          <w:i w:val="0"/>
+          <w:color w:val="000000"/>
+          <w:sz w:val="24"/>
+        </w:rPr>
+        <w:hyperlink r:id="rId12" w:history="1">
+          <w:r>
+            <w:rPr>
+              <w:rStyle w:val="Hyperlink"/>
+            </w:rPr>
+            <w:t>ebiede</w:t>
+          </w:r>
+        </w:hyperlink>
       </w:r>
       <w:r>
         <w:rPr>
@@ -2036,7 +2101,7 @@
           <w:sz w:val="24"/>
           <w:u w:val="single"/>
         </w:rPr>
-        <w:hyperlink r:id="rId14" w:history="1">
+        <w:hyperlink r:id="rId19" w:history="1">
           <w:r>
             <w:rPr>
               <w:rStyle w:val="Hyperlink"/>
@@ -2065,7 +2130,7 @@
           <w:sz w:val="24"/>
           <w:u w:val="single"/>
         </w:rPr>
-        <w:hyperlink r:id="rId14" w:history="1">
+        <w:hyperlink r:id="rId19" w:history="1">
           <w:r>
             <w:rPr>
               <w:rStyle w:val="Hyperlink"/>
@@ -2172,7 +2237,7 @@
           <w:sz w:val="24"/>
           <w:u w:val="single"/>
         </w:rPr>
-        <w:hyperlink r:id="rId19" w:history="1">
+        <w:hyperlink r:id="rId13" w:history="1">
           <w:r>
             <w:rPr>
               <w:rStyle w:val="Hyperlink"/>
@@ -2190,7 +2255,7 @@
           <w:sz w:val="24"/>
           <w:u w:val="single"/>
         </w:rPr>
-        <w:hyperlink r:id="rId19" w:history="1">
+        <w:hyperlink r:id="rId13" w:history="1">
           <w:r>
             <w:rPr>
               <w:rStyle w:val="Hyperlink"/>
@@ -2208,7 +2273,7 @@
           <w:sz w:val="24"/>
           <w:u w:val="single"/>
         </w:rPr>
-        <w:hyperlink r:id="rId19" w:history="1">
+        <w:hyperlink r:id="rId13" w:history="1">
           <w:r>
             <w:rPr>
               <w:rStyle w:val="Hyperlink"/>
@@ -2237,7 +2302,7 @@
           <w:sz w:val="24"/>
           <w:u w:val="single"/>
         </w:rPr>
-        <w:hyperlink r:id="rId19" w:history="1">
+        <w:hyperlink r:id="rId13" w:history="1">
           <w:r>
             <w:rPr>
               <w:rStyle w:val="Hyperlink"/>
@@ -2266,7 +2331,7 @@
           <w:sz w:val="24"/>
           <w:u w:val="single"/>
         </w:rPr>
-        <w:hyperlink r:id="rId19" w:history="1">
+        <w:hyperlink r:id="rId13" w:history="1">
           <w:r>
             <w:rPr>
               <w:rStyle w:val="Hyperlink"/>
@@ -2284,7 +2349,7 @@
           <w:sz w:val="24"/>
           <w:u w:val="single"/>
         </w:rPr>
-        <w:hyperlink r:id="rId19" w:history="1">
+        <w:hyperlink r:id="rId13" w:history="1">
           <w:r>
             <w:rPr>
               <w:rStyle w:val="Hyperlink"/>
@@ -2637,7 +2702,7 @@
           <w:sz w:val="24"/>
           <w:u w:val="single"/>
         </w:rPr>
-        <w:hyperlink r:id="rId20" w:history="1">
+        <w:hyperlink r:id="rId13" w:history="1">
           <w:r>
             <w:rPr>
               <w:rStyle w:val="Hyperlink"/>
@@ -2655,7 +2720,7 @@
           <w:sz w:val="24"/>
           <w:u w:val="single"/>
         </w:rPr>
-        <w:hyperlink r:id="rId20" w:history="1">
+        <w:hyperlink r:id="rId13" w:history="1">
           <w:r>
             <w:rPr>
               <w:rStyle w:val="Hyperlink"/>
@@ -2684,7 +2749,7 @@
           <w:sz w:val="24"/>
           <w:u w:val="single"/>
         </w:rPr>
-        <w:hyperlink r:id="rId20" w:history="1">
+        <w:hyperlink r:id="rId13" w:history="1">
           <w:r>
             <w:rPr>
               <w:rStyle w:val="Hyperlink"/>
@@ -2702,7 +2767,7 @@
           <w:sz w:val="24"/>
           <w:u w:val="single"/>
         </w:rPr>
-        <w:hyperlink r:id="rId20" w:history="1">
+        <w:hyperlink r:id="rId13" w:history="1">
           <w:r>
             <w:rPr>
               <w:rStyle w:val="Hyperlink"/>
@@ -2720,7 +2785,7 @@
           <w:sz w:val="24"/>
           <w:u w:val="single"/>
         </w:rPr>
-        <w:hyperlink r:id="rId20" w:history="1">
+        <w:hyperlink r:id="rId13" w:history="1">
           <w:r>
             <w:rPr>
               <w:rStyle w:val="Hyperlink"/>
@@ -2749,7 +2814,7 @@
           <w:sz w:val="24"/>
           <w:u w:val="single"/>
         </w:rPr>
-        <w:hyperlink r:id="rId20" w:history="1">
+        <w:hyperlink r:id="rId13" w:history="1">
           <w:r>
             <w:rPr>
               <w:rStyle w:val="Hyperlink"/>
@@ -2795,7 +2860,7 @@
           <w:sz w:val="24"/>
           <w:u w:val="single"/>
         </w:rPr>
-        <w:hyperlink r:id="rId15" w:history="1">
+        <w:hyperlink r:id="rId20" w:history="1">
           <w:r>
             <w:rPr>
               <w:rStyle w:val="Hyperlink"/>
@@ -2824,7 +2889,7 @@
           <w:sz w:val="24"/>
           <w:u w:val="single"/>
         </w:rPr>
-        <w:hyperlink r:id="rId15" w:history="1">
+        <w:hyperlink r:id="rId20" w:history="1">
           <w:r>
             <w:rPr>
               <w:rStyle w:val="Hyperlink"/>
@@ -2851,13 +2916,50 @@
           <w:i w:val="0"/>
           <w:color w:val="0000FF"/>
           <w:sz w:val="24"/>
+          <w:u w:val="single"/>
         </w:rPr>
-        <w:hyperlink r:id="rId15" w:history="1">
+        <w:hyperlink r:id="rId20" w:history="1">
           <w:r>
             <w:rPr>
               <w:rStyle w:val="Hyperlink"/>
             </w:rPr>
-            <w:t>missionarisse</w:t>
+            <w:t>m</w:t>
+          </w:r>
+        </w:hyperlink>
+      </w:r>
+      <w:r>
+        <w:rPr>
+          <w:rFonts w:ascii="Charis SIL Regular" w:hAnsi="Charis SIL Regular" w:eastAsia="Charis SIL Regular"/>
+          <w:b w:val="0"/>
+          <w:i w:val="0"/>
+          <w:color w:val="0000FF"/>
+          <w:sz w:val="24"/>
+          <w:u w:val="single"/>
+        </w:rPr>
+        <w:hyperlink r:id="rId20" w:history="1">
+          <w:r>
+            <w:rPr>
+              <w:rStyle w:val="Hyperlink"/>
+            </w:rPr>
+            <w:t>i</w:t>
+          </w:r>
+        </w:hyperlink>
+      </w:r>
+      <w:r>
+        <w:rPr>
+          <w:rFonts w:ascii="Charis SIL Regular" w:hAnsi="Charis SIL Regular" w:eastAsia="Charis SIL Regular"/>
+          <w:b w:val="0"/>
+          <w:i w:val="0"/>
+          <w:color w:val="0000FF"/>
+          <w:sz w:val="24"/>
+          <w:u w:val="single"/>
+        </w:rPr>
+        <w:hyperlink r:id="rId20" w:history="1">
+          <w:r>
+            <w:rPr>
+              <w:rStyle w:val="Hyperlink"/>
+            </w:rPr>
+            <w:t>ssionarisse</w:t>
           </w:r>
         </w:hyperlink>
       </w:r>
